--- a/outputs/04-marketing/20260613-오센틱아트-블로그홍보글7편-2주차.docx
+++ b/outputs/04-marketing/20260613-오센틱아트-블로그홍보글7편-2주차.docx
@@ -11,7 +11,7 @@
         <w:rPr>
           <w:b/>
           <w:bCs/>
-          <w:color w:val="1A1A2E"/>
+          <w:color w:val="1F4145"/>
           <w:sz w:val="48"/>
           <w:szCs w:val="48"/>
         </w:rPr>
@@ -21,7 +21,7 @@
     <w:p>
       <w:pPr>
         <w:pBdr>
-          <w:left w:val="single" w:color="D97706" w:sz="12"/>
+          <w:left w:val="single" w:color="FFBF00" w:sz="12"/>
         </w:pBdr>
         <w:shd w:fill="FEF3C7" w:val="clear"/>
         <w:spacing w:after="60" w:before="60"/>
@@ -44,7 +44,7 @@
     <w:p>
       <w:pPr>
         <w:pBdr>
-          <w:left w:val="single" w:color="D97706" w:sz="12"/>
+          <w:left w:val="single" w:color="FFBF00" w:sz="12"/>
         </w:pBdr>
         <w:shd w:fill="FEF3C7" w:val="clear"/>
         <w:spacing w:after="60" w:before="60"/>
@@ -78,7 +78,7 @@
     <w:p>
       <w:pPr>
         <w:pBdr>
-          <w:left w:val="single" w:color="D97706" w:sz="12"/>
+          <w:left w:val="single" w:color="FFBF00" w:sz="12"/>
         </w:pBdr>
         <w:shd w:fill="FEF3C7" w:val="clear"/>
         <w:spacing w:after="60" w:before="60"/>
@@ -92,7 +92,7 @@
       <w:pPr>
         <w:pStyle w:val="Heading2"/>
         <w:pBdr>
-          <w:bottom w:val="single" w:color="D97706" w:sz="4"/>
+          <w:bottom w:val="single" w:color="FFBF00" w:sz="4"/>
         </w:pBdr>
         <w:spacing w:after="120" w:before="320"/>
       </w:pPr>
@@ -100,7 +100,7 @@
         <w:rPr>
           <w:b/>
           <w:bCs/>
-          <w:color w:val="1A1A2E"/>
+          <w:color w:val="1F4145"/>
           <w:sz w:val="32"/>
           <w:szCs w:val="32"/>
         </w:rPr>
@@ -355,7 +355,7 @@
         <w:rPr>
           <w:b/>
           <w:bCs/>
-          <w:color w:val="1A1A2E"/>
+          <w:color w:val="1F4145"/>
           <w:sz w:val="24"/>
           <w:szCs w:val="24"/>
         </w:rPr>
@@ -758,7 +758,7 @@
         <w:rPr>
           <w:b/>
           <w:bCs/>
-          <w:color w:val="1A1A2E"/>
+          <w:color w:val="1F4145"/>
           <w:sz w:val="24"/>
           <w:szCs w:val="24"/>
         </w:rPr>
@@ -913,7 +913,7 @@
       <w:pPr>
         <w:pStyle w:val="Heading2"/>
         <w:pBdr>
-          <w:bottom w:val="single" w:color="D97706" w:sz="4"/>
+          <w:bottom w:val="single" w:color="FFBF00" w:sz="4"/>
         </w:pBdr>
         <w:spacing w:after="120" w:before="320"/>
       </w:pPr>
@@ -921,7 +921,7 @@
         <w:rPr>
           <w:b/>
           <w:bCs/>
-          <w:color w:val="1A1A2E"/>
+          <w:color w:val="1F4145"/>
           <w:sz w:val="32"/>
           <w:szCs w:val="32"/>
         </w:rPr>
@@ -1176,7 +1176,7 @@
         <w:rPr>
           <w:b/>
           <w:bCs/>
-          <w:color w:val="1A1A2E"/>
+          <w:color w:val="1F4145"/>
           <w:sz w:val="24"/>
           <w:szCs w:val="24"/>
         </w:rPr>
@@ -1478,7 +1478,7 @@
         <w:rPr>
           <w:b/>
           <w:bCs/>
-          <w:color w:val="1A1A2E"/>
+          <w:color w:val="1F4145"/>
           <w:sz w:val="24"/>
           <w:szCs w:val="24"/>
         </w:rPr>
@@ -1633,7 +1633,7 @@
       <w:pPr>
         <w:pStyle w:val="Heading2"/>
         <w:pBdr>
-          <w:bottom w:val="single" w:color="D97706" w:sz="4"/>
+          <w:bottom w:val="single" w:color="FFBF00" w:sz="4"/>
         </w:pBdr>
         <w:spacing w:after="120" w:before="320"/>
       </w:pPr>
@@ -1641,7 +1641,7 @@
         <w:rPr>
           <w:b/>
           <w:bCs/>
-          <w:color w:val="1A1A2E"/>
+          <w:color w:val="1F4145"/>
           <w:sz w:val="32"/>
           <w:szCs w:val="32"/>
         </w:rPr>
@@ -1896,7 +1896,7 @@
         <w:rPr>
           <w:b/>
           <w:bCs/>
-          <w:color w:val="1A1A2E"/>
+          <w:color w:val="1F4145"/>
           <w:sz w:val="24"/>
           <w:szCs w:val="24"/>
         </w:rPr>
@@ -2233,7 +2233,7 @@
         <w:rPr>
           <w:b/>
           <w:bCs/>
-          <w:color w:val="1A1A2E"/>
+          <w:color w:val="1F4145"/>
           <w:sz w:val="24"/>
           <w:szCs w:val="24"/>
         </w:rPr>
@@ -2388,7 +2388,7 @@
       <w:pPr>
         <w:pStyle w:val="Heading2"/>
         <w:pBdr>
-          <w:bottom w:val="single" w:color="D97706" w:sz="4"/>
+          <w:bottom w:val="single" w:color="FFBF00" w:sz="4"/>
         </w:pBdr>
         <w:spacing w:after="120" w:before="320"/>
       </w:pPr>
@@ -2396,7 +2396,7 @@
         <w:rPr>
           <w:b/>
           <w:bCs/>
-          <w:color w:val="1A1A2E"/>
+          <w:color w:val="1F4145"/>
           <w:sz w:val="32"/>
           <w:szCs w:val="32"/>
         </w:rPr>
@@ -2651,7 +2651,7 @@
         <w:rPr>
           <w:b/>
           <w:bCs/>
-          <w:color w:val="1A1A2E"/>
+          <w:color w:val="1F4145"/>
           <w:sz w:val="24"/>
           <w:szCs w:val="24"/>
         </w:rPr>
@@ -2974,7 +2974,7 @@
         <w:rPr>
           <w:b/>
           <w:bCs/>
-          <w:color w:val="1A1A2E"/>
+          <w:color w:val="1F4145"/>
           <w:sz w:val="24"/>
           <w:szCs w:val="24"/>
         </w:rPr>
@@ -3093,7 +3093,7 @@
       <w:pPr>
         <w:pStyle w:val="Heading2"/>
         <w:pBdr>
-          <w:bottom w:val="single" w:color="D97706" w:sz="4"/>
+          <w:bottom w:val="single" w:color="FFBF00" w:sz="4"/>
         </w:pBdr>
         <w:spacing w:after="120" w:before="320"/>
       </w:pPr>
@@ -3101,7 +3101,7 @@
         <w:rPr>
           <w:b/>
           <w:bCs/>
-          <w:color w:val="1A1A2E"/>
+          <w:color w:val="1F4145"/>
           <w:sz w:val="32"/>
           <w:szCs w:val="32"/>
         </w:rPr>
@@ -3356,7 +3356,7 @@
         <w:rPr>
           <w:b/>
           <w:bCs/>
-          <w:color w:val="1A1A2E"/>
+          <w:color w:val="1F4145"/>
           <w:sz w:val="24"/>
           <w:szCs w:val="24"/>
         </w:rPr>
@@ -3580,7 +3580,7 @@
         <w:rPr>
           <w:b/>
           <w:bCs/>
-          <w:color w:val="1A1A2E"/>
+          <w:color w:val="1F4145"/>
           <w:sz w:val="24"/>
           <w:szCs w:val="24"/>
         </w:rPr>
@@ -3699,7 +3699,7 @@
       <w:pPr>
         <w:pStyle w:val="Heading2"/>
         <w:pBdr>
-          <w:bottom w:val="single" w:color="D97706" w:sz="4"/>
+          <w:bottom w:val="single" w:color="FFBF00" w:sz="4"/>
         </w:pBdr>
         <w:spacing w:after="120" w:before="320"/>
       </w:pPr>
@@ -3707,7 +3707,7 @@
         <w:rPr>
           <w:b/>
           <w:bCs/>
-          <w:color w:val="1A1A2E"/>
+          <w:color w:val="1F4145"/>
           <w:sz w:val="32"/>
           <w:szCs w:val="32"/>
         </w:rPr>
@@ -3962,7 +3962,7 @@
         <w:rPr>
           <w:b/>
           <w:bCs/>
-          <w:color w:val="1A1A2E"/>
+          <w:color w:val="1F4145"/>
           <w:sz w:val="24"/>
           <w:szCs w:val="24"/>
         </w:rPr>
@@ -4220,7 +4220,7 @@
     <w:p>
       <w:pPr>
         <w:pBdr>
-          <w:left w:val="single" w:color="D97706" w:sz="12"/>
+          <w:left w:val="single" w:color="FFBF00" w:sz="12"/>
         </w:pBdr>
         <w:shd w:fill="FEF3C7" w:val="clear"/>
         <w:spacing w:after="60" w:before="60"/>
@@ -4262,7 +4262,7 @@
         <w:rPr>
           <w:b/>
           <w:bCs/>
-          <w:color w:val="1A1A2E"/>
+          <w:color w:val="1F4145"/>
           <w:sz w:val="24"/>
           <w:szCs w:val="24"/>
         </w:rPr>
@@ -4417,7 +4417,7 @@
       <w:pPr>
         <w:pStyle w:val="Heading2"/>
         <w:pBdr>
-          <w:bottom w:val="single" w:color="D97706" w:sz="4"/>
+          <w:bottom w:val="single" w:color="FFBF00" w:sz="4"/>
         </w:pBdr>
         <w:spacing w:after="120" w:before="320"/>
       </w:pPr>
@@ -4425,7 +4425,7 @@
         <w:rPr>
           <w:b/>
           <w:bCs/>
-          <w:color w:val="1A1A2E"/>
+          <w:color w:val="1F4145"/>
           <w:sz w:val="32"/>
           <w:szCs w:val="32"/>
         </w:rPr>
@@ -4680,7 +4680,7 @@
         <w:rPr>
           <w:b/>
           <w:bCs/>
-          <w:color w:val="1A1A2E"/>
+          <w:color w:val="1F4145"/>
           <w:sz w:val="24"/>
           <w:szCs w:val="24"/>
         </w:rPr>
@@ -4875,7 +4875,7 @@
         <w:rPr>
           <w:b/>
           <w:bCs/>
-          <w:color w:val="1A1A2E"/>
+          <w:color w:val="1F4145"/>
           <w:sz w:val="24"/>
           <w:szCs w:val="24"/>
         </w:rPr>
@@ -4994,7 +4994,7 @@
       <w:pPr>
         <w:pStyle w:val="Heading2"/>
         <w:pBdr>
-          <w:bottom w:val="single" w:color="D97706" w:sz="4"/>
+          <w:bottom w:val="single" w:color="FFBF00" w:sz="4"/>
         </w:pBdr>
         <w:spacing w:after="120" w:before="320"/>
       </w:pPr>
@@ -5002,7 +5002,7 @@
         <w:rPr>
           <w:b/>
           <w:bCs/>
-          <w:color w:val="1A1A2E"/>
+          <w:color w:val="1F4145"/>
           <w:sz w:val="32"/>
           <w:szCs w:val="32"/>
         </w:rPr>
@@ -5250,7 +5250,7 @@
       <w:rPr>
         <w:b/>
         <w:bCs/>
-        <w:color w:val="1A1A2E"/>
+        <w:color w:val="1F4145"/>
         <w:sz w:val="16"/>
         <w:szCs w:val="16"/>
       </w:rPr>
